--- a/第三，四次实验报告.docx
+++ b/第三，四次实验报告.docx
@@ -216,8 +216,6 @@
         </w:rPr>
         <w:t>曹欣怡</w:t>
       </w:r>
-      <w:bookmarkStart w:id="0" w:name="_GoBack"/>
-      <w:bookmarkEnd w:id="0"/>
       <w:r>
         <w:rPr>
           <w:rFonts w:ascii="仿宋_GB2312" w:hAnsi="仿宋_GB2312" w:eastAsia="仿宋_GB2312" w:cs="仿宋_GB2312"/>
@@ -6224,8 +6222,46 @@
         <w:rPr>
           <w:rFonts w:hint="eastAsia"/>
         </w:rPr>
-        <w:t>2. 本实验中主函数调用函数时采用的是何种传递方式？</w:t>
-      </w:r>
+        <w:t>这是C++的语法规定，确保类型安全，便于编译器检查，避免错误。</w:t>
+      </w:r>
+    </w:p>
+    <w:p>
+      <w:pPr>
+        <w:numPr>
+          <w:ilvl w:val="0"/>
+          <w:numId w:val="3"/>
+        </w:numPr>
+        <w:ind w:firstLine="435"/>
+        <w:rPr>
+          <w:rFonts w:hint="eastAsia"/>
+        </w:rPr>
+      </w:pPr>
+      <w:r>
+        <w:rPr>
+          <w:rFonts w:hint="eastAsia"/>
+        </w:rPr>
+        <w:t>本实验中主函数调用函数时采用的是何种传递方式？</w:t>
+      </w:r>
+    </w:p>
+    <w:p>
+      <w:pPr>
+        <w:numPr>
+          <w:numId w:val="0"/>
+        </w:numPr>
+        <w:rPr>
+          <w:rFonts w:hint="eastAsia" w:eastAsiaTheme="minorEastAsia"/>
+          <w:lang w:val="en-US" w:eastAsia="zh-CN"/>
+        </w:rPr>
+      </w:pPr>
+      <w:r>
+        <w:rPr>
+          <w:rFonts w:hint="eastAsia"/>
+          <w:lang w:val="en-US" w:eastAsia="zh-CN"/>
+        </w:rPr>
+        <w:t>值传递</w:t>
+      </w:r>
+      <w:bookmarkStart w:id="0" w:name="_GoBack"/>
+      <w:bookmarkEnd w:id="0"/>
     </w:p>
     <w:p>
       <w:pPr>
@@ -25940,7 +25976,7 @@
       <w:pPr>
         <w:numPr>
           <w:ilvl w:val="0"/>
-          <w:numId w:val="3"/>
+          <w:numId w:val="4"/>
         </w:numPr>
         <w:ind w:firstLine="420" w:firstLineChars="200"/>
       </w:pPr>
@@ -27749,6 +27785,18 @@
     </w:lvl>
   </w:abstractNum>
   <w:abstractNum w:abstractNumId="2">
+    <w:nsid w:val="C0874615"/>
+    <w:multiLevelType w:val="singleLevel"/>
+    <w:tmpl w:val="C0874615"/>
+    <w:lvl w:ilvl="0" w:tentative="0">
+      <w:start w:val="2"/>
+      <w:numFmt w:val="decimal"/>
+      <w:suff w:val="space"/>
+      <w:lvlText w:val="%1."/>
+      <w:lvlJc w:val="left"/>
+    </w:lvl>
+  </w:abstractNum>
+  <w:abstractNum w:abstractNumId="3">
     <w:nsid w:val="6D830B70"/>
     <w:multiLevelType w:val="singleLevel"/>
     <w:tmpl w:val="6D830B70"/>
@@ -27764,9 +27812,12 @@
     <w:abstractNumId w:val="0"/>
   </w:num>
   <w:num w:numId="2">
+    <w:abstractNumId w:val="3"/>
+  </w:num>
+  <w:num w:numId="3">
     <w:abstractNumId w:val="2"/>
   </w:num>
-  <w:num w:numId="3">
+  <w:num w:numId="4">
     <w:abstractNumId w:val="1"/>
   </w:num>
 </w:numbering>
@@ -28164,6 +28215,7 @@
     <w:name w:val="页脚 字符"/>
     <w:basedOn w:val="7"/>
     <w:link w:val="3"/>
+    <w:qFormat/>
     <w:uiPriority w:val="99"/>
     <w:rPr>
       <w:sz w:val="18"/>
